--- a/docs/ahg-2026/kit/accessibility-agents.docx
+++ b/docs/ahg-2026/kit/accessibility-agents.docx
@@ -553,7 +553,7 @@
             </w:r>
             <w:r>
               <w:rPr/>
-              <w:t xml:space="preserve"> setting, then run Chat: Install Plugin From Source with </w:t>
+              <w:t xml:space="preserve"> setting, then run Chat: Install Plugin from Source with </w:t>
             </w:r>
             <w:r>
               <w:rPr/>
@@ -742,6 +742,307 @@
     </w:p>
     <w:p>
       <w:pPr>
+        <w:pStyle w:val="Heading3"/>
+      </w:pPr>
+      <w:r>
+        <w:t>Where Accessibility Agents is available, as of 29 October 2026</w:t>
+      </w:r>
+    </w:p>
+    <w:p>
+      <w:r>
+        <w:rPr/>
+        <w:t>Each row is one place you might use it, whether it works there today, and how.</w:t>
+      </w:r>
+    </w:p>
+    <w:tbl>
+      <w:tblPr>
+        <w:tblStyle w:val="TableGrid"/>
+        <w:tblW w:type="auto" w:w="0"/>
+        <w:tblLook w:firstColumn="1" w:firstRow="1" w:lastColumn="0" w:lastRow="0" w:noHBand="0" w:noVBand="1" w:val="04A0"/>
+        <w:tblCaption w:val="Where Accessibility Agents is available, as of 29 October 2026"/>
+        <w:tblDescription w:val="Table: Where Accessibility Agents is available, as of 29 October 2026, 6 rows"/>
+      </w:tblPr>
+      <w:tblGrid>
+        <w:gridCol w:w="3120"/>
+        <w:gridCol w:w="3120"/>
+        <w:gridCol w:w="3120"/>
+      </w:tblGrid>
+      <w:tr>
+        <w:trPr>
+          <w:tblHeader w:val="true"/>
+        </w:trPr>
+        <w:tc>
+          <w:tcPr>
+            <w:tcW w:type="dxa" w:w="3120"/>
+          </w:tcPr>
+          <w:p>
+            <w:r>
+              <w:rPr>
+                <w:b/>
+              </w:rPr>
+              <w:t>Where</w:t>
+            </w:r>
+          </w:p>
+        </w:tc>
+        <w:tc>
+          <w:tcPr>
+            <w:tcW w:type="dxa" w:w="3120"/>
+          </w:tcPr>
+          <w:p>
+            <w:r>
+              <w:rPr>
+                <w:b/>
+              </w:rPr>
+              <w:t>Available now</w:t>
+            </w:r>
+          </w:p>
+        </w:tc>
+        <w:tc>
+          <w:tcPr>
+            <w:tcW w:type="dxa" w:w="3120"/>
+          </w:tcPr>
+          <w:p>
+            <w:r>
+              <w:rPr>
+                <w:b/>
+              </w:rPr>
+              <w:t>How</w:t>
+            </w:r>
+          </w:p>
+        </w:tc>
+      </w:tr>
+      <w:tr>
+        <w:tc>
+          <w:tcPr>
+            <w:tcW w:type="dxa" w:w="3120"/>
+          </w:tcPr>
+          <w:p>
+            <w:r>
+              <w:rPr/>
+              <w:t>VS Code, on a computer or at vscode.dev</w:t>
+            </w:r>
+          </w:p>
+        </w:tc>
+        <w:tc>
+          <w:tcPr>
+            <w:tcW w:type="dxa" w:w="3120"/>
+          </w:tcPr>
+          <w:p>
+            <w:r>
+              <w:rPr/>
+              <w:t>Yes, all 113 skills</w:t>
+            </w:r>
+          </w:p>
+        </w:tc>
+        <w:tc>
+          <w:tcPr>
+            <w:tcW w:type="dxa" w:w="3120"/>
+          </w:tcPr>
+          <w:p>
+            <w:r>
+              <w:rPr/>
+              <w:t xml:space="preserve">Already in this kit, or copy the </w:t>
+            </w:r>
+            <w:r>
+              <w:rPr/>
+              <w:t>skills</w:t>
+            </w:r>
+            <w:r>
+              <w:rPr/>
+              <w:t xml:space="preserve"> folders into </w:t>
+            </w:r>
+            <w:r>
+              <w:rPr/>
+              <w:t>.github/skills</w:t>
+            </w:r>
+          </w:p>
+        </w:tc>
+      </w:tr>
+      <w:tr>
+        <w:tc>
+          <w:tcPr>
+            <w:tcW w:type="dxa" w:w="3120"/>
+          </w:tcPr>
+          <w:p>
+            <w:r>
+              <w:rPr/>
+              <w:t>GitHub Codespaces</w:t>
+            </w:r>
+          </w:p>
+        </w:tc>
+        <w:tc>
+          <w:tcPr>
+            <w:tcW w:type="dxa" w:w="3120"/>
+          </w:tcPr>
+          <w:p>
+            <w:r>
+              <w:rPr/>
+              <w:t>Yes, with the scanners</w:t>
+            </w:r>
+          </w:p>
+        </w:tc>
+        <w:tc>
+          <w:tcPr>
+            <w:tcW w:type="dxa" w:w="3120"/>
+          </w:tcPr>
+          <w:p>
+            <w:r>
+              <w:rPr/>
+              <w:t>codespaces.new/Community-Access/accessibility-agents</w:t>
+            </w:r>
+          </w:p>
+        </w:tc>
+      </w:tr>
+      <w:tr>
+        <w:tc>
+          <w:tcPr>
+            <w:tcW w:type="dxa" w:w="3120"/>
+          </w:tcPr>
+          <w:p>
+            <w:r>
+              <w:rPr/>
+              <w:t>GitHub Copilot CLI, Claude Code, Codex, Gemini CLI</w:t>
+            </w:r>
+          </w:p>
+        </w:tc>
+        <w:tc>
+          <w:tcPr>
+            <w:tcW w:type="dxa" w:w="3120"/>
+          </w:tcPr>
+          <w:p>
+            <w:r>
+              <w:rPr/>
+              <w:t>Yes, with the scanners and review hooks</w:t>
+            </w:r>
+          </w:p>
+        </w:tc>
+        <w:tc>
+          <w:tcPr>
+            <w:tcW w:type="dxa" w:w="3120"/>
+          </w:tcPr>
+          <w:p>
+            <w:r>
+              <w:rPr/>
+              <w:t>The install lines above</w:t>
+            </w:r>
+          </w:p>
+        </w:tc>
+      </w:tr>
+      <w:tr>
+        <w:tc>
+          <w:tcPr>
+            <w:tcW w:type="dxa" w:w="3120"/>
+          </w:tcPr>
+          <w:p>
+            <w:r>
+              <w:rPr/>
+              <w:t>ChatGPT, on a free or paid account</w:t>
+            </w:r>
+          </w:p>
+        </w:tc>
+        <w:tc>
+          <w:tcPr>
+            <w:tcW w:type="dxa" w:w="3120"/>
+          </w:tcPr>
+          <w:p>
+            <w:r>
+              <w:rPr/>
+              <w:t>Yes, by pasting</w:t>
+            </w:r>
+          </w:p>
+        </w:tc>
+        <w:tc>
+          <w:tcPr>
+            <w:tcW w:type="dxa" w:w="3120"/>
+          </w:tcPr>
+          <w:p>
+            <w:r>
+              <w:rPr/>
+              <w:t>The texts on letitglow.app/ahg/assistant, as above</w:t>
+            </w:r>
+          </w:p>
+        </w:tc>
+      </w:tr>
+      <w:tr>
+        <w:tc>
+          <w:tcPr>
+            <w:tcW w:type="dxa" w:w="3120"/>
+          </w:tcPr>
+          <w:p>
+            <w:r>
+              <w:rPr/>
+              <w:t>ChatGPT's plugin directory</w:t>
+            </w:r>
+          </w:p>
+        </w:tc>
+        <w:tc>
+          <w:tcPr>
+            <w:tcW w:type="dxa" w:w="3120"/>
+          </w:tcPr>
+          <w:p>
+            <w:r>
+              <w:rPr/>
+              <w:t>Not yet</w:t>
+            </w:r>
+          </w:p>
+        </w:tc>
+        <w:tc>
+          <w:tcPr>
+            <w:tcW w:type="dxa" w:w="3120"/>
+          </w:tcPr>
+          <w:p>
+            <w:r>
+              <w:rPr/>
+              <w:t>Being prepared. When it is listed, you will install it once from Plugins in ChatGPT's sidebar instead of pasting a text</w:t>
+            </w:r>
+          </w:p>
+        </w:tc>
+      </w:tr>
+      <w:tr>
+        <w:tc>
+          <w:tcPr>
+            <w:tcW w:type="dxa" w:w="3120"/>
+          </w:tcPr>
+          <w:p>
+            <w:r>
+              <w:rPr/>
+              <w:t>Claude, Gemini, Copilot on github.com, a campus assistant</w:t>
+            </w:r>
+          </w:p>
+        </w:tc>
+        <w:tc>
+          <w:tcPr>
+            <w:tcW w:type="dxa" w:w="3120"/>
+          </w:tcPr>
+          <w:p>
+            <w:r>
+              <w:rPr/>
+              <w:t>Yes, by pasting</w:t>
+            </w:r>
+          </w:p>
+        </w:tc>
+        <w:tc>
+          <w:tcPr>
+            <w:tcW w:type="dxa" w:w="3120"/>
+          </w:tcPr>
+          <w:p>
+            <w:r>
+              <w:rPr/>
+              <w:t>The same texts</w:t>
+            </w:r>
+          </w:p>
+        </w:tc>
+      </w:tr>
+    </w:tbl>
+    <w:p/>
+    <w:p>
+      <w:r>
+        <w:rPr/>
+        <w:t>ChatGPT itself: a free account works for the whole day. Sign in before you start, because ChatGPT without an account stops after a message or two. On the web and on a phone, ChatGPT reads skills only when they come in a plugin from its directory; until Accessibility Agents is listed there, the pasted texts are the way in. In every assistant, a skill that needs a scanner asks for your checker's results instead.</w:t>
+      </w:r>
+    </w:p>
+    <w:p>
+      <w:pPr>
         <w:pStyle w:val="Heading2"/>
       </w:pPr>
       <w:r>
@@ -845,6 +1146,150 @@
       <w:r>
         <w:rPr/>
         <w:t>The two rules still apply: nothing private goes into any AI, and a person reviews everything an agent writes.</w:t>
+      </w:r>
+    </w:p>
+    <w:p>
+      <w:pPr>
+        <w:pStyle w:val="Heading2"/>
+      </w:pPr>
+      <w:r>
+        <w:t>Sources</w:t>
+      </w:r>
+    </w:p>
+    <w:p>
+      <w:r>
+        <w:rPr/>
+        <w:t>Checked on 29 October 2026.</w:t>
+      </w:r>
+    </w:p>
+    <w:p>
+      <w:pPr>
+        <w:pStyle w:val="ListBullet"/>
+      </w:pPr>
+      <w:hyperlink r:id="rId11">
+        <w:r>
+          <w:rPr>
+            <w:rStyle w:val="Hyperlink"/>
+            <w:u w:val="single"/>
+          </w:rPr>
+          <w:t xml:space="preserve">Accessibility Agents README</w:t>
+        </w:r>
+      </w:hyperlink>
+      <w:r>
+        <w:rPr/>
+        <w:t xml:space="preserve">: the six entry points and the install line for each tool. The kit carries the skills from the commit named in </w:t>
+      </w:r>
+      <w:r>
+        <w:rPr/>
+        <w:t>accessibility-agents-skills.json</w:t>
+      </w:r>
+      <w:r>
+        <w:rPr/>
+        <w:t>.</w:t>
+      </w:r>
+    </w:p>
+    <w:p>
+      <w:pPr>
+        <w:pStyle w:val="ListBullet"/>
+      </w:pPr>
+      <w:hyperlink r:id="rId12">
+        <w:r>
+          <w:rPr>
+            <w:rStyle w:val="Hyperlink"/>
+            <w:u w:val="single"/>
+          </w:rPr>
+          <w:t xml:space="preserve">VS Code: agent plugins</w:t>
+        </w:r>
+      </w:hyperlink>
+      <w:r>
+        <w:rPr/>
+        <w:t xml:space="preserve">: installing a plugin from a repository, and the </w:t>
+      </w:r>
+      <w:r>
+        <w:rPr/>
+        <w:t>chat.plugins.enabled</w:t>
+      </w:r>
+      <w:r>
+        <w:rPr/>
+        <w:t xml:space="preserve"> setting it needs.</w:t>
+      </w:r>
+    </w:p>
+    <w:p>
+      <w:pPr>
+        <w:pStyle w:val="ListBullet"/>
+      </w:pPr>
+      <w:hyperlink r:id="rId13">
+        <w:r>
+          <w:rPr>
+            <w:rStyle w:val="Hyperlink"/>
+            <w:u w:val="single"/>
+          </w:rPr>
+          <w:t xml:space="preserve">GitHub Docs: finding and installing Copilot CLI plugins</w:t>
+        </w:r>
+      </w:hyperlink>
+      <w:r>
+        <w:rPr/>
+        <w:t xml:space="preserve">: the </w:t>
+      </w:r>
+      <w:r>
+        <w:rPr/>
+        <w:t>copilot plugin marketplace add</w:t>
+      </w:r>
+      <w:r>
+        <w:rPr/>
+        <w:t xml:space="preserve"> and </w:t>
+      </w:r>
+      <w:r>
+        <w:rPr/>
+        <w:t>copilot plugin install</w:t>
+      </w:r>
+      <w:r>
+        <w:rPr/>
+        <w:t xml:space="preserve"> commands.</w:t>
+      </w:r>
+    </w:p>
+    <w:p>
+      <w:pPr>
+        <w:pStyle w:val="ListBullet"/>
+      </w:pPr>
+      <w:hyperlink r:id="rId14">
+        <w:r>
+          <w:rPr>
+            <w:rStyle w:val="Hyperlink"/>
+            <w:u w:val="single"/>
+          </w:rPr>
+          <w:t xml:space="preserve">VS Code: use Agent Skills</w:t>
+        </w:r>
+      </w:hyperlink>
+      <w:r>
+        <w:rPr/>
+        <w:t xml:space="preserve">: why copying the skills into </w:t>
+      </w:r>
+      <w:r>
+        <w:rPr/>
+        <w:t>.github/skills</w:t>
+      </w:r>
+      <w:r>
+        <w:rPr/>
+        <w:t xml:space="preserve"> is all an install needs.</w:t>
+      </w:r>
+    </w:p>
+    <w:p>
+      <w:pPr>
+        <w:pStyle w:val="ListBullet"/>
+      </w:pPr>
+      <w:hyperlink r:id="rId15">
+        <w:r>
+          <w:rPr>
+            <w:rStyle w:val="Hyperlink"/>
+            <w:u w:val="single"/>
+          </w:rPr>
+          <w:t xml:space="preserve">GitHub Docs: Codespaces billing</w:t>
+        </w:r>
+      </w:hyperlink>
+      <w:r>
+        <w:rPr/>
+        <w:t>: the free monthly hours for a personal account.</w:t>
       </w:r>
     </w:p>
     <w:sectPr>

--- a/docs/ahg-2026/kit/accessibility-agents.docx
+++ b/docs/ahg-2026/kit/accessibility-agents.docx
@@ -1080,7 +1080,15 @@
       </w:r>
       <w:r>
         <w:rPr/>
-        <w:t xml:space="preserve"> in this kit.</w:t>
+        <w:t xml:space="preserve"> in this kit, and </w:t>
+      </w:r>
+      <w:r>
+        <w:rPr/>
+        <w:t>write-your-own-agent.md</w:t>
+      </w:r>
+      <w:r>
+        <w:rPr/>
+        <w:t xml:space="preserve"> walks through writing a new one from a blank file.</w:t>
       </w:r>
     </w:p>
     <w:p>
